--- a/submission/COMAVI_v7.12_SI/S1_Text.docx
+++ b/submission/COMAVI_v7.12_SI/S1_Text.docx
@@ -15,15 +15,132 @@
         <w:rPr>
           <w:i/>
         </w:rPr>
-        <w:t>Consolidated for submission. Each section below appeared in the reviewed manuscript under the item name given in its heading.</w:t>
+        <w:t>This file consolidates 2 supplementary notes from the reviewed manuscript into one supporting-information item. Section numbers below are local to this file. The item name each section carried in the reviewed manuscript is given in the contents list, so a reader holding the earlier version can locate any passage.</w:t>
       </w:r>
     </w:p>
+    <w:tbl>
+      <w:tblPr>
+        <w:tblStyle w:val="TableGrid"/>
+        <w:tblW w:type="auto" w:w="0"/>
+        <w:tblLook w:firstColumn="1" w:firstRow="1" w:lastColumn="0" w:lastRow="0" w:noHBand="0" w:noVBand="1" w:val="04A0"/>
+      </w:tblPr>
+      <w:tblGrid>
+        <w:gridCol w:w="2880"/>
+        <w:gridCol w:w="2880"/>
+        <w:gridCol w:w="2880"/>
+      </w:tblGrid>
+      <w:tr>
+        <w:tc>
+          <w:tcPr>
+            <w:tcW w:type="dxa" w:w="2880"/>
+          </w:tcPr>
+          <w:p>
+            <w:r>
+              <w:rPr>
+                <w:b/>
+              </w:rPr>
+              <w:t>Section</w:t>
+            </w:r>
+          </w:p>
+        </w:tc>
+        <w:tc>
+          <w:tcPr>
+            <w:tcW w:type="dxa" w:w="2880"/>
+          </w:tcPr>
+          <w:p>
+            <w:r>
+              <w:rPr>
+                <w:b/>
+              </w:rPr>
+              <w:t>Title</w:t>
+            </w:r>
+          </w:p>
+        </w:tc>
+        <w:tc>
+          <w:tcPr>
+            <w:tcW w:type="dxa" w:w="2880"/>
+          </w:tcPr>
+          <w:p>
+            <w:r>
+              <w:rPr>
+                <w:b/>
+              </w:rPr>
+              <w:t>Item name in the reviewed manuscript</w:t>
+            </w:r>
+          </w:p>
+        </w:tc>
+      </w:tr>
+      <w:tr>
+        <w:tc>
+          <w:tcPr>
+            <w:tcW w:type="dxa" w:w="2880"/>
+          </w:tcPr>
+          <w:p>
+            <w:r>
+              <w:t>Section 1</w:t>
+            </w:r>
+          </w:p>
+        </w:tc>
+        <w:tc>
+          <w:tcPr>
+            <w:tcW w:type="dxa" w:w="2880"/>
+          </w:tcPr>
+          <w:p>
+            <w:r>
+              <w:t>Implementation details and statistical conventions</w:t>
+            </w:r>
+          </w:p>
+        </w:tc>
+        <w:tc>
+          <w:tcPr>
+            <w:tcW w:type="dxa" w:w="2880"/>
+          </w:tcPr>
+          <w:p>
+            <w:r>
+              <w:t>S1 Text</w:t>
+            </w:r>
+          </w:p>
+        </w:tc>
+      </w:tr>
+      <w:tr>
+        <w:tc>
+          <w:tcPr>
+            <w:tcW w:type="dxa" w:w="2880"/>
+          </w:tcPr>
+          <w:p>
+            <w:r>
+              <w:t>Section 2</w:t>
+            </w:r>
+          </w:p>
+        </w:tc>
+        <w:tc>
+          <w:tcPr>
+            <w:tcW w:type="dxa" w:w="2880"/>
+          </w:tcPr>
+          <w:p>
+            <w:r>
+              <w:t>Evidence provenance and denominator sensitivity</w:t>
+            </w:r>
+          </w:p>
+        </w:tc>
+        <w:tc>
+          <w:tcPr>
+            <w:tcW w:type="dxa" w:w="2880"/>
+          </w:tcPr>
+          <w:p>
+            <w:r>
+              <w:t>S2 Text</w:t>
+            </w:r>
+          </w:p>
+        </w:tc>
+      </w:tr>
+    </w:tbl>
     <w:p>
       <w:r>
         <w:rPr>
           <w:b/>
         </w:rPr>
-        <w:t>S1 Text. Implementation details and statistical conventions</w:t>
+        <w:t>Section 1. Implementation details and statistical conventions</w:t>
       </w:r>
     </w:p>
     <w:p>
@@ -61,7 +178,7 @@
         <w:rPr>
           <w:b/>
         </w:rPr>
-        <w:t>S2 Text. Evidence provenance and denominator sensitivity</w:t>
+        <w:t>Section 2. Evidence provenance and denominator sensitivity</w:t>
       </w:r>
     </w:p>
     <w:p>
